--- a/manuals/Payroll Processing - Part 4 - Reconciling Timesheets (continued).docx
+++ b/manuals/Payroll Processing - Part 4 - Reconciling Timesheets (continued).docx
@@ -74,7 +74,7 @@
           <w:sz w:val="22"/>
           <w:szCs w:val="22"/>
         </w:rPr>
-        <w:t xml:space="preserve">This guide continues the reconciliation work begun in Part 3. Part 3 covers the standard scenarios you meet on most fortnights — casual, part-time and full-time employees. This guide works through one that falls outside those: a salaried employee whose overtime category was triggered automatically when it should not have been.</w:t>
+        <w:t xml:space="preserve">This guide continues the reconciliation work covered by Parts 3a, 3b and 3c — casuals, salaried staff, and the employees needing manual handling. It follows on from Part 3b in particular, working through a salaried employee whose overtime category was triggered automatically when it should not have been.</w:t>
       </w:r>
     </w:p>
     <w:p>

--- a/manuals/Payroll Processing - Part 4 - Reconciling Timesheets (continued).docx
+++ b/manuals/Payroll Processing - Part 4 - Reconciling Timesheets (continued).docx
@@ -33,7 +33,7 @@
           <w:sz w:val="52"/>
           <w:szCs w:val="52"/>
         </w:rPr>
-        <w:t xml:space="preserve">Part 4 — Reconciling Timesheets (continued)</w:t>
+        <w:t xml:space="preserve">Part 4: Reconciling Timesheets (continued)</w:t>
       </w:r>
     </w:p>
     <w:p>
@@ -74,7 +74,7 @@
           <w:sz w:val="22"/>
           <w:szCs w:val="22"/>
         </w:rPr>
-        <w:t xml:space="preserve">This guide continues the reconciliation work covered by Parts 3a, 3b and 3c — casuals, salaried staff, and the employees needing manual handling. It follows on from Part 3b in particular, working through a salaried employee whose overtime category was triggered automatically when it should not have been.</w:t>
+        <w:t xml:space="preserve">This guide continues the reconciliation work covered by Parts 3a, 3b and 3c: casuals, salaried staff, and the employees needing manual handling. It follows on from Part 3b in particular, working through a salaried employee whose overtime category was triggered automatically when it should not have been.</w:t>
       </w:r>
     </w:p>
     <w:p>
@@ -86,7 +86,7 @@
           <w:sz w:val="22"/>
           <w:szCs w:val="22"/>
         </w:rPr>
-        <w:t xml:space="preserve">The scenario is worth understanding even if it is not on your current pay run, because the underlying trap — losing the notes when you change a category — applies to every correction you make in a pay run.</w:t>
+        <w:t xml:space="preserve">The scenario is worth understanding even if it is not on your current pay run, because the underlying trap, losing the notes when you change a category, applies to every correction you make in a pay run.</w:t>
       </w:r>
     </w:p>
     <w:p>
@@ -188,7 +188,7 @@
           <w:sz w:val="18"/>
           <w:szCs w:val="18"/>
         </w:rPr>
-        <w:t xml:space="preserve">Figure 1 — Rows reclassified as 'Permanent - Less than 10 hrs break' sitting alongside normal 'Permanent Ordinary Hours'. Rates and amounts are blurred in this guide.</w:t>
+        <w:t xml:space="preserve">Figure 1: Rows reclassified as 'Permanent - Less than 10 hrs break' sitting alongside normal 'Permanent Ordinary Hours'. Rates and amounts are blurred in this guide.</w:t>
       </w:r>
     </w:p>
     <w:tbl>
@@ -254,7 +254,7 @@
           <w:sz w:val="22"/>
           <w:szCs w:val="22"/>
         </w:rPr>
-        <w:t xml:space="preserve">Check the employment type before acting. This correction applies to salaried employees — it is not a blanket rule for everyone the break condition flags.</w:t>
+        <w:t xml:space="preserve">Check the employment type before acting. This correction applies to salaried employees; it is not a blanket rule for everyone the break condition flags.</w:t>
       </w:r>
     </w:p>
     <w:p>
@@ -398,7 +398,7 @@
           <w:sz w:val="18"/>
           <w:szCs w:val="18"/>
         </w:rPr>
-        <w:t xml:space="preserve">Figure 2 — Selecting the Notes text to copy before touching the category dropdown. Names, rates and amounts are blurred in this guide.</w:t>
+        <w:t xml:space="preserve">Figure 2: Selecting the Notes text to copy before touching the category dropdown. Names, rates and amounts are blurred in this guide.</w:t>
       </w:r>
     </w:p>
     <w:p>
@@ -530,7 +530,7 @@
           <w:sz w:val="22"/>
           <w:szCs w:val="22"/>
         </w:rPr>
-        <w:t xml:space="preserve">Open the employee's timesheets for the period and work through the days that are actually longer than eight hours — those are where the discrepancies sit.</w:t>
+        <w:t xml:space="preserve">Open the employee's timesheets for the period and work through the days that are actually longer than eight hours; those are where the discrepancies sit.</w:t>
       </w:r>
     </w:p>
     <w:p>
@@ -592,7 +592,7 @@
           <w:sz w:val="18"/>
           <w:szCs w:val="18"/>
         </w:rPr>
-        <w:t xml:space="preserve">Figure 3 — Timesheet Approval showing each day's real duration, including breaks. The employee name is blurred in this guide.</w:t>
+        <w:t xml:space="preserve">Figure 3: Timesheet Approval showing each day's real duration, including breaks. The employee name is blurred in this guide.</w:t>
       </w:r>
     </w:p>
     <w:p>
@@ -650,7 +650,7 @@
                 <w:sz w:val="22"/>
                 <w:szCs w:val="22"/>
               </w:rPr>
-              <w:t xml:space="preserve">Keep correcting until the total reaches the hours the employee is contracted for across the fortnight — 80 for a full-time employee. If you cannot reconcile to that figure, stop and investigate rather than adjusting a number to make it balance.</w:t>
+              <w:t xml:space="preserve">Keep correcting until the total reaches the hours the employee is contracted for across the fortnight, 80 for a full-time employee. If you cannot reconcile to that figure, stop and investigate rather than adjusting a number to make it balance.</w:t>
             </w:r>
           </w:p>
         </w:tc>
@@ -748,7 +748,7 @@
           <w:sz w:val="18"/>
           <w:szCs w:val="18"/>
         </w:rPr>
-        <w:t xml:space="preserve">Figure 4 — The same employee after correction: 80 hours, all rows on Permanent Ordinary Hours. Names, rates and amounts are blurred in this guide.</w:t>
+        <w:t xml:space="preserve">Figure 4: The same employee after correction: 80 hours, all rows on Permanent Ordinary Hours. Names, rates and amounts are blurred in this guide.</w:t>
       </w:r>
     </w:p>
     <w:p>
@@ -842,7 +842,7 @@
           <w:sz w:val="22"/>
           <w:szCs w:val="22"/>
         </w:rPr>
-        <w:t xml:space="preserve">Finally, check the employee's pay run inclusion settings for any standing arrangements — most commonly a superannuation salary sacrifice.</w:t>
+        <w:t xml:space="preserve">Finally, check the employee's pay run inclusion settings for any standing arrangements, most commonly a superannuation salary sacrifice.</w:t>
       </w:r>
     </w:p>
     <w:p>
@@ -1068,7 +1068,7 @@
           <w:sz w:val="22"/>
           <w:szCs w:val="22"/>
         </w:rPr>
-        <w:t xml:space="preserve">Part 5 — Reconciling &amp; Balancing the Pay Run.</w:t>
+        <w:t xml:space="preserve">Part 5: Reconciling &amp; Balancing the Pay Run.</w:t>
       </w:r>
     </w:p>
     <w:sectPr>
@@ -1200,7 +1200,7 @@
         <w:sz w:val="16"/>
         <w:szCs w:val="16"/>
       </w:rPr>
-      <w:t xml:space="preserve">Payroll Processing — Part 4: Reconciling Timesheets (continued)</w:t>
+      <w:t xml:space="preserve">Payroll Processing, Part 4: Reconciling Timesheets (continued)</w:t>
     </w:r>
   </w:p>
 </w:hdr>

--- a/manuals/Payroll Processing - Part 4 - Reconciling Timesheets (continued).docx
+++ b/manuals/Payroll Processing - Part 4 - Reconciling Timesheets (continued).docx
@@ -62,7 +62,7 @@
           <w:sz w:val="28"/>
           <w:szCs w:val="28"/>
         </w:rPr>
-        <w:t xml:space="preserve">About this guide</w:t>
+        <w:t xml:space="preserve">About Part 4</w:t>
       </w:r>
     </w:p>
     <w:p>
